--- a/Plan de trabajo .docx
+++ b/Plan de trabajo .docx
@@ -1,6 +1,6 @@
 
 <file path=word/document.xml><?xml version="1.0" encoding="utf-8"?>
-<w:document xmlns:wpc="http://schemas.microsoft.com/office/word/2010/wordprocessingCanvas" xmlns:cx="http://schemas.microsoft.com/office/drawing/2014/chartex" xmlns:cx1="http://schemas.microsoft.com/office/drawing/2015/9/8/chartex" xmlns:cx2="http://schemas.microsoft.com/office/drawing/2015/10/21/chartex" xmlns:cx3="http://schemas.microsoft.com/office/drawing/2016/5/9/chartex" xmlns:cx4="http://schemas.microsoft.com/office/drawing/2016/5/10/chartex" xmlns:cx5="http://schemas.microsoft.com/office/drawing/2016/5/11/chartex" xmlns:cx6="http://schemas.microsoft.com/office/drawing/2016/5/12/chartex" xmlns:cx7="http://schemas.microsoft.com/office/drawing/2016/5/13/chartex" xmlns:cx8="http://schemas.microsoft.com/office/drawing/2016/5/14/chartex" xmlns:mc="http://schemas.openxmlformats.org/markup-compatibility/2006" xmlns:aink="http://schemas.microsoft.com/office/drawing/2016/ink" xmlns:am3d="http://schemas.microsoft.com/office/drawing/2017/model3d" xmlns:o="urn:schemas-microsoft-com:office:office" xmlns:oel="http://schemas.microsoft.com/office/2019/extlst" xmlns:r="http://schemas.openxmlformats.org/officeDocument/2006/relationships" xmlns:m="http://schemas.openxmlformats.org/officeDocument/2006/math" xmlns:v="urn:schemas-microsoft-com:vml" xmlns:wp14="http://schemas.microsoft.com/office/word/2010/wordprocessingDrawing" xmlns:wp="http://schemas.openxmlformats.org/drawingml/2006/wordprocessingDrawing" xmlns:w10="urn:schemas-microsoft-com:office:word" xmlns:w="http://schemas.openxmlformats.org/wordprocessingml/2006/main" xmlns:w14="http://schemas.microsoft.com/office/word/2010/wordml" xmlns:w15="http://schemas.microsoft.com/office/word/2012/wordml" xmlns:w16cex="http://schemas.microsoft.com/office/word/2018/wordml/cex" xmlns:w16cid="http://schemas.microsoft.com/office/word/2016/wordml/cid" xmlns:w16="http://schemas.microsoft.com/office/word/2018/wordml" xmlns:w16sdtdh="http://schemas.microsoft.com/office/word/2020/wordml/sdtdatahash" xmlns:w16se="http://schemas.microsoft.com/office/word/2015/wordml/symex" xmlns:wpg="http://schemas.microsoft.com/office/word/2010/wordprocessingGroup" xmlns:wpi="http://schemas.microsoft.com/office/word/2010/wordprocessingInk" xmlns:wne="http://schemas.microsoft.com/office/word/2006/wordml" xmlns:wps="http://schemas.microsoft.com/office/word/2010/wordprocessingShape" xmlns:a="http://schemas.openxmlformats.org/drawingml/2006/main" xmlns:pic="http://schemas.openxmlformats.org/drawingml/2006/picture" xmlns:a14="http://schemas.microsoft.com/office/drawing/2010/main" mc:Ignorable="w14 w15 w16se w16cid w16 w16cex w16sdtdh wp14">
+<w:document xmlns:wpc="http://schemas.microsoft.com/office/word/2010/wordprocessingCanvas" xmlns:cx="http://schemas.microsoft.com/office/drawing/2014/chartex" xmlns:cx1="http://schemas.microsoft.com/office/drawing/2015/9/8/chartex" xmlns:cx2="http://schemas.microsoft.com/office/drawing/2015/10/21/chartex" xmlns:cx3="http://schemas.microsoft.com/office/drawing/2016/5/9/chartex" xmlns:cx4="http://schemas.microsoft.com/office/drawing/2016/5/10/chartex" xmlns:cx5="http://schemas.microsoft.com/office/drawing/2016/5/11/chartex" xmlns:cx6="http://schemas.microsoft.com/office/drawing/2016/5/12/chartex" xmlns:cx7="http://schemas.microsoft.com/office/drawing/2016/5/13/chartex" xmlns:cx8="http://schemas.microsoft.com/office/drawing/2016/5/14/chartex" xmlns:mc="http://schemas.openxmlformats.org/markup-compatibility/2006" xmlns:aink="http://schemas.microsoft.com/office/drawing/2016/ink" xmlns:am3d="http://schemas.microsoft.com/office/drawing/2017/model3d" xmlns:o="urn:schemas-microsoft-com:office:office" xmlns:oel="http://schemas.microsoft.com/office/2019/extlst" xmlns:r="http://schemas.openxmlformats.org/officeDocument/2006/relationships" xmlns:m="http://schemas.openxmlformats.org/officeDocument/2006/math" xmlns:v="urn:schemas-microsoft-com:vml" xmlns:wp14="http://schemas.microsoft.com/office/word/2010/wordprocessingDrawing" xmlns:wp="http://schemas.openxmlformats.org/drawingml/2006/wordprocessingDrawing" xmlns:w10="urn:schemas-microsoft-com:office:word" xmlns:w="http://schemas.openxmlformats.org/wordprocessingml/2006/main" xmlns:w14="http://schemas.microsoft.com/office/word/2010/wordml" xmlns:w15="http://schemas.microsoft.com/office/word/2012/wordml" xmlns:w16cex="http://schemas.microsoft.com/office/word/2018/wordml/cex" xmlns:w16cid="http://schemas.microsoft.com/office/word/2016/wordml/cid" xmlns:w16="http://schemas.microsoft.com/office/word/2018/wordml" xmlns:w16sdtdh="http://schemas.microsoft.com/office/word/2020/wordml/sdtdatahash" xmlns:w16se="http://schemas.microsoft.com/office/word/2015/wordml/symex" xmlns:wpg="http://schemas.microsoft.com/office/word/2010/wordprocessingGroup" xmlns:wpi="http://schemas.microsoft.com/office/word/2010/wordprocessingInk" xmlns:wne="http://schemas.microsoft.com/office/word/2006/wordml" xmlns:wps="http://schemas.microsoft.com/office/word/2010/wordprocessingShape" mc:Ignorable="w14 w15 w16se w16cid w16 w16cex w16sdtdh wp14">
   <w:body>
     <w:tbl>
       <w:tblPr>
@@ -32,12 +32,11 @@
           <w:tcPr>
             <w:tcW w:w="1449" w:type="dxa"/>
             <w:tcBorders>
-              <w:top w:val="single" w:color="auto" w:sz="12" w:space="0"/>
-              <w:left w:val="single" w:color="auto" w:sz="12" w:space="0"/>
-              <w:bottom w:val="single" w:color="auto" w:sz="12" w:space="0"/>
+              <w:top w:val="single" w:sz="12" w:space="0" w:color="auto"/>
+              <w:left w:val="single" w:sz="12" w:space="0" w:color="auto"/>
+              <w:bottom w:val="single" w:sz="12" w:space="0" w:color="auto"/>
               <w:right w:val="nil"/>
             </w:tcBorders>
-            <w:tcMar/>
             <w:vAlign w:val="center"/>
           </w:tcPr>
           <w:p>
@@ -65,7 +64,7 @@
                           <pic:cNvPicPr/>
                         </pic:nvPicPr>
                         <pic:blipFill>
-                          <a:blip r:embed="rId7">
+                          <a:blip r:embed="rId10">
                             <a:extLst>
                               <a:ext uri="{28A0092B-C50C-407E-A947-70E740481C1C}">
                                 <a14:useLocalDpi xmlns:a14="http://schemas.microsoft.com/office/drawing/2010/main" val="0"/>
@@ -98,12 +97,11 @@
             <w:tcW w:w="12747" w:type="dxa"/>
             <w:gridSpan w:val="10"/>
             <w:tcBorders>
-              <w:top w:val="single" w:color="auto" w:sz="12" w:space="0"/>
+              <w:top w:val="single" w:sz="12" w:space="0" w:color="auto"/>
               <w:left w:val="nil"/>
-              <w:bottom w:val="single" w:color="auto" w:sz="12" w:space="0"/>
-              <w:right w:val="single" w:color="auto" w:sz="12" w:space="0"/>
-            </w:tcBorders>
-            <w:tcMar/>
+              <w:bottom w:val="single" w:sz="12" w:space="0" w:color="auto"/>
+              <w:right w:val="single" w:sz="12" w:space="0" w:color="auto"/>
+            </w:tcBorders>
             <w:vAlign w:val="center"/>
           </w:tcPr>
           <w:p>
@@ -154,12 +152,11 @@
           <w:tcPr>
             <w:tcW w:w="1449" w:type="dxa"/>
             <w:tcBorders>
-              <w:top w:val="single" w:color="auto" w:sz="12" w:space="0"/>
+              <w:top w:val="single" w:sz="12" w:space="0" w:color="auto"/>
               <w:left w:val="nil"/>
               <w:bottom w:val="nil"/>
               <w:right w:val="nil"/>
             </w:tcBorders>
-            <w:tcMar/>
           </w:tcPr>
           <w:p>
             <w:pPr>
@@ -182,9 +179,8 @@
               <w:top w:val="nil"/>
               <w:left w:val="nil"/>
               <w:bottom w:val="nil"/>
-              <w:right w:val="single" w:color="auto" w:sz="4" w:space="0"/>
-            </w:tcBorders>
-            <w:tcMar/>
+              <w:right w:val="single" w:sz="4" w:space="0" w:color="auto"/>
+            </w:tcBorders>
             <w:vAlign w:val="center"/>
           </w:tcPr>
           <w:p>
@@ -206,24 +202,21 @@
             <w:tcW w:w="5675" w:type="dxa"/>
             <w:gridSpan w:val="4"/>
             <w:tcBorders>
-              <w:top w:val="single" w:color="auto" w:sz="4" w:space="0"/>
-              <w:left w:val="single" w:color="auto" w:sz="4" w:space="0"/>
-              <w:bottom w:val="single" w:color="auto" w:sz="4" w:space="0"/>
+              <w:top w:val="single" w:sz="4" w:space="0" w:color="auto"/>
+              <w:left w:val="single" w:sz="4" w:space="0" w:color="auto"/>
+              <w:bottom w:val="single" w:sz="4" w:space="0" w:color="auto"/>
             </w:tcBorders>
             <w:shd w:val="clear" w:color="auto" w:fill="E2EFD9" w:themeFill="accent6" w:themeFillTint="33"/>
-            <w:tcMar/>
-            <w:vAlign w:val="center"/>
-          </w:tcPr>
-          <w:p>
-            <w:pPr>
-              <w:jc w:val="center"/>
-            </w:pPr>
-            <w:r>
-              <w:rPr/>
+            <w:vAlign w:val="center"/>
+          </w:tcPr>
+          <w:p>
+            <w:pPr>
+              <w:jc w:val="center"/>
+            </w:pPr>
+            <w:r>
               <w:t>T</w:t>
             </w:r>
             <w:r>
-              <w:rPr/>
               <w:t>ECNICO INSTALACION SISTEMAS ELECTRICOS RESIDENCIALES Y COMERCIALES</w:t>
             </w:r>
           </w:p>
@@ -236,7 +229,6 @@
               <w:bottom w:val="nil"/>
               <w:right w:val="nil"/>
             </w:tcBorders>
-            <w:tcMar/>
           </w:tcPr>
           <w:p/>
         </w:tc>
@@ -248,7 +240,6 @@
               <w:left w:val="nil"/>
               <w:bottom w:val="nil"/>
             </w:tcBorders>
-            <w:tcMar/>
             <w:vAlign w:val="center"/>
           </w:tcPr>
           <w:p>
@@ -270,20 +261,18 @@
             <w:tcW w:w="5236" w:type="dxa"/>
             <w:gridSpan w:val="4"/>
             <w:tcBorders>
-              <w:top w:val="single" w:color="auto" w:sz="4" w:space="0"/>
-              <w:bottom w:val="single" w:color="auto" w:sz="4" w:space="0"/>
+              <w:top w:val="single" w:sz="4" w:space="0" w:color="auto"/>
+              <w:bottom w:val="single" w:sz="4" w:space="0" w:color="auto"/>
             </w:tcBorders>
             <w:shd w:val="clear" w:color="auto" w:fill="E2EFD9" w:themeFill="accent6" w:themeFillTint="33"/>
-            <w:tcMar/>
-            <w:vAlign w:val="center"/>
-          </w:tcPr>
-          <w:p>
-            <w:pPr>
-              <w:jc w:val="center"/>
-            </w:pPr>
-            <w:r>
-              <w:rPr/>
-              <w:t xml:space="preserve">JHON CUENTAS DE CARO </w:t>
+            <w:vAlign w:val="center"/>
+          </w:tcPr>
+          <w:p>
+            <w:pPr>
+              <w:jc w:val="center"/>
+            </w:pPr>
+            <w:r>
+              <w:t>WILLIAM SANTIAGO HURTADO CARMONA</w:t>
             </w:r>
           </w:p>
         </w:tc>
@@ -303,7 +292,6 @@
               <w:bottom w:val="nil"/>
               <w:right w:val="nil"/>
             </w:tcBorders>
-            <w:tcMar/>
           </w:tcPr>
           <w:p>
             <w:pPr>
@@ -326,9 +314,8 @@
               <w:top w:val="nil"/>
               <w:left w:val="nil"/>
               <w:bottom w:val="nil"/>
-              <w:right w:val="single" w:color="auto" w:sz="4" w:space="0"/>
-            </w:tcBorders>
-            <w:tcMar/>
+              <w:right w:val="single" w:sz="4" w:space="0" w:color="auto"/>
+            </w:tcBorders>
             <w:vAlign w:val="center"/>
           </w:tcPr>
           <w:p>
@@ -349,20 +336,18 @@
           <w:tcPr>
             <w:tcW w:w="1597" w:type="dxa"/>
             <w:tcBorders>
-              <w:top w:val="single" w:color="auto" w:sz="4" w:space="0"/>
-              <w:left w:val="single" w:color="auto" w:sz="4" w:space="0"/>
-              <w:bottom w:val="single" w:color="auto" w:sz="4" w:space="0"/>
+              <w:top w:val="single" w:sz="4" w:space="0" w:color="auto"/>
+              <w:left w:val="single" w:sz="4" w:space="0" w:color="auto"/>
+              <w:bottom w:val="single" w:sz="4" w:space="0" w:color="auto"/>
             </w:tcBorders>
             <w:shd w:val="clear" w:color="auto" w:fill="E2EFD9" w:themeFill="accent6" w:themeFillTint="33"/>
-            <w:tcMar/>
-            <w:vAlign w:val="center"/>
-          </w:tcPr>
-          <w:p>
-            <w:pPr>
-              <w:jc w:val="center"/>
-            </w:pPr>
-            <w:r>
-              <w:rPr/>
+            <w:vAlign w:val="center"/>
+          </w:tcPr>
+          <w:p>
+            <w:pPr>
+              <w:jc w:val="center"/>
+            </w:pPr>
+            <w:r>
               <w:t>837101</w:t>
             </w:r>
           </w:p>
@@ -375,7 +360,6 @@
               <w:bottom w:val="nil"/>
               <w:right w:val="nil"/>
             </w:tcBorders>
-            <w:tcMar/>
           </w:tcPr>
           <w:p/>
         </w:tc>
@@ -386,9 +370,8 @@
               <w:top w:val="nil"/>
               <w:left w:val="nil"/>
               <w:bottom w:val="nil"/>
-              <w:right w:val="single" w:color="auto" w:sz="4" w:space="0"/>
-            </w:tcBorders>
-            <w:tcMar/>
+              <w:right w:val="single" w:sz="4" w:space="0" w:color="auto"/>
+            </w:tcBorders>
             <w:vAlign w:val="center"/>
           </w:tcPr>
           <w:p>
@@ -422,12 +405,11 @@
             <w:tcW w:w="5667" w:type="dxa"/>
             <w:gridSpan w:val="5"/>
             <w:tcBorders>
-              <w:top w:val="single" w:color="auto" w:sz="4" w:space="0"/>
-              <w:left w:val="single" w:color="auto" w:sz="4" w:space="0"/>
-              <w:bottom w:val="single" w:color="auto" w:sz="4" w:space="0"/>
+              <w:top w:val="single" w:sz="4" w:space="0" w:color="auto"/>
+              <w:left w:val="single" w:sz="4" w:space="0" w:color="auto"/>
+              <w:bottom w:val="single" w:sz="4" w:space="0" w:color="auto"/>
             </w:tcBorders>
             <w:shd w:val="clear" w:color="auto" w:fill="E2EFD9" w:themeFill="accent6" w:themeFillTint="33"/>
-            <w:tcMar/>
             <w:vAlign w:val="center"/>
           </w:tcPr>
           <w:p>
@@ -443,7 +425,6 @@
               <w:top w:val="nil"/>
               <w:bottom w:val="nil"/>
             </w:tcBorders>
-            <w:tcMar/>
           </w:tcPr>
           <w:p>
             <w:pPr>
@@ -457,24 +438,10 @@
             </w:r>
             <w:r>
               <w:rPr>
-                <w:b w:val="1"/>
-                <w:bCs w:val="1"/>
-              </w:rPr>
-              <w:t>F</w:t>
-            </w:r>
-            <w:r>
-              <w:rPr>
-                <w:b w:val="1"/>
-                <w:bCs w:val="1"/>
-              </w:rPr>
-              <w:t>ase</w:t>
-            </w:r>
-            <w:r>
-              <w:rPr>
-                <w:b w:val="1"/>
-                <w:bCs w:val="1"/>
-              </w:rPr>
-              <w:t xml:space="preserve"> del </w:t>
+                <w:b/>
+                <w:bCs/>
+              </w:rPr>
+              <w:t xml:space="preserve">Fase del </w:t>
             </w:r>
             <w:r>
               <w:rPr>
@@ -484,13 +451,12 @@
             </w:r>
             <w:r>
               <w:rPr>
-                <w:b w:val="1"/>
-                <w:bCs w:val="1"/>
+                <w:b/>
+                <w:bCs/>
               </w:rPr>
               <w:t>Proyecto</w:t>
             </w:r>
             <w:r>
-              <w:rPr/>
               <w:t>:</w:t>
             </w:r>
           </w:p>
@@ -499,11 +465,10 @@
           <w:tcPr>
             <w:tcW w:w="2871" w:type="dxa"/>
             <w:tcBorders>
-              <w:top w:val="single" w:color="auto" w:sz="4" w:space="0"/>
-              <w:bottom w:val="single" w:color="auto" w:sz="4" w:space="0"/>
+              <w:top w:val="single" w:sz="4" w:space="0" w:color="auto"/>
+              <w:bottom w:val="single" w:sz="4" w:space="0" w:color="auto"/>
             </w:tcBorders>
             <w:shd w:val="clear" w:color="auto" w:fill="E2EFD9" w:themeFill="accent6" w:themeFillTint="33"/>
-            <w:tcMar/>
             <w:vAlign w:val="center"/>
           </w:tcPr>
           <w:p>
@@ -528,7 +493,6 @@
               <w:bottom w:val="nil"/>
               <w:right w:val="nil"/>
             </w:tcBorders>
-            <w:tcMar/>
           </w:tcPr>
           <w:p>
             <w:pPr>
@@ -551,9 +515,8 @@
               <w:top w:val="nil"/>
               <w:left w:val="nil"/>
               <w:bottom w:val="nil"/>
-              <w:right w:val="single" w:color="auto" w:sz="4" w:space="0"/>
-            </w:tcBorders>
-            <w:tcMar/>
+              <w:right w:val="single" w:sz="4" w:space="0" w:color="auto"/>
+            </w:tcBorders>
             <w:vAlign w:val="center"/>
           </w:tcPr>
           <w:p>
@@ -581,12 +544,11 @@
             <w:tcW w:w="5675" w:type="dxa"/>
             <w:gridSpan w:val="4"/>
             <w:tcBorders>
-              <w:top w:val="single" w:color="auto" w:sz="4" w:space="0"/>
-              <w:left w:val="single" w:color="auto" w:sz="4" w:space="0"/>
-              <w:right w:val="single" w:color="auto" w:sz="4" w:space="0"/>
+              <w:top w:val="single" w:sz="4" w:space="0" w:color="auto"/>
+              <w:left w:val="single" w:sz="4" w:space="0" w:color="auto"/>
+              <w:right w:val="single" w:sz="4" w:space="0" w:color="auto"/>
             </w:tcBorders>
             <w:shd w:val="clear" w:color="auto" w:fill="E2EFD9" w:themeFill="accent6" w:themeFillTint="33"/>
-            <w:tcMar/>
             <w:vAlign w:val="center"/>
           </w:tcPr>
           <w:p>
@@ -646,11 +608,10 @@
             <w:vMerge w:val="restart"/>
             <w:tcBorders>
               <w:top w:val="nil"/>
-              <w:left w:val="single" w:color="auto" w:sz="4" w:space="0"/>
+              <w:left w:val="single" w:sz="4" w:space="0" w:color="auto"/>
               <w:bottom w:val="nil"/>
-              <w:right w:val="single" w:color="auto" w:sz="4" w:space="0"/>
-            </w:tcBorders>
-            <w:tcMar/>
+              <w:right w:val="single" w:sz="4" w:space="0" w:color="auto"/>
+            </w:tcBorders>
           </w:tcPr>
           <w:p/>
         </w:tc>
@@ -660,12 +621,11 @@
             <w:gridSpan w:val="2"/>
             <w:vMerge w:val="restart"/>
             <w:tcBorders>
-              <w:top w:val="single" w:color="auto" w:sz="4" w:space="0"/>
-              <w:left w:val="single" w:color="auto" w:sz="4" w:space="0"/>
+              <w:top w:val="single" w:sz="4" w:space="0" w:color="auto"/>
+              <w:left w:val="single" w:sz="4" w:space="0" w:color="auto"/>
               <w:right w:val="nil"/>
             </w:tcBorders>
             <w:shd w:val="clear" w:color="auto" w:fill="E2EFD9" w:themeFill="accent6" w:themeFillTint="33"/>
-            <w:tcMar/>
           </w:tcPr>
           <w:p>
             <w:pPr>
@@ -687,11 +647,10 @@
             <w:gridSpan w:val="3"/>
             <w:vMerge w:val="restart"/>
             <w:tcBorders>
-              <w:top w:val="single" w:color="auto" w:sz="4" w:space="0"/>
+              <w:top w:val="single" w:sz="4" w:space="0" w:color="auto"/>
               <w:left w:val="nil"/>
             </w:tcBorders>
             <w:shd w:val="clear" w:color="auto" w:fill="E2EFD9" w:themeFill="accent6" w:themeFillTint="33"/>
-            <w:tcMar/>
           </w:tcPr>
           <w:p/>
         </w:tc>
@@ -708,9 +667,8 @@
               <w:top w:val="nil"/>
               <w:left w:val="nil"/>
               <w:bottom w:val="nil"/>
-              <w:right w:val="single" w:color="auto" w:sz="4" w:space="0"/>
-            </w:tcBorders>
-            <w:tcMar/>
+              <w:right w:val="single" w:sz="4" w:space="0" w:color="auto"/>
+            </w:tcBorders>
             <w:vAlign w:val="center"/>
           </w:tcPr>
           <w:p>
@@ -732,11 +690,10 @@
             <w:tcW w:w="5675" w:type="dxa"/>
             <w:gridSpan w:val="4"/>
             <w:tcBorders>
-              <w:left w:val="single" w:color="auto" w:sz="4" w:space="0"/>
-              <w:right w:val="single" w:color="auto" w:sz="4" w:space="0"/>
+              <w:left w:val="single" w:sz="4" w:space="0" w:color="auto"/>
+              <w:right w:val="single" w:sz="4" w:space="0" w:color="auto"/>
             </w:tcBorders>
             <w:shd w:val="clear" w:color="auto" w:fill="E2EFD9" w:themeFill="accent6" w:themeFillTint="33"/>
-            <w:tcMar/>
             <w:vAlign w:val="center"/>
           </w:tcPr>
           <w:p>
@@ -794,8 +751,6 @@
           <w:tcPr>
             <w:tcW w:w="480" w:type="dxa"/>
             <w:vMerge/>
-            <w:tcBorders/>
-            <w:tcMar/>
           </w:tcPr>
           <w:p/>
         </w:tc>
@@ -804,8 +759,6 @@
             <w:tcW w:w="1614" w:type="dxa"/>
             <w:gridSpan w:val="2"/>
             <w:vMerge/>
-            <w:tcBorders/>
-            <w:tcMar/>
           </w:tcPr>
           <w:p/>
         </w:tc>
@@ -814,8 +767,6 @@
             <w:tcW w:w="4978" w:type="dxa"/>
             <w:gridSpan w:val="3"/>
             <w:vMerge/>
-            <w:tcBorders/>
-            <w:tcMar/>
           </w:tcPr>
           <w:p/>
         </w:tc>
@@ -857,9 +808,9 @@
             <w:tcW w:w="14170" w:type="dxa"/>
             <w:gridSpan w:val="9"/>
             <w:tcBorders>
-              <w:top w:val="single" w:color="auto" w:sz="12" w:space="0"/>
-              <w:left w:val="single" w:color="auto" w:sz="12" w:space="0"/>
-              <w:right w:val="single" w:color="auto" w:sz="12" w:space="0"/>
+              <w:top w:val="single" w:sz="12" w:space="0" w:color="auto"/>
+              <w:left w:val="single" w:sz="12" w:space="0" w:color="auto"/>
+              <w:right w:val="single" w:sz="12" w:space="0" w:color="auto"/>
             </w:tcBorders>
             <w:vAlign w:val="center"/>
           </w:tcPr>
@@ -889,7 +840,7 @@
             <w:tcW w:w="3452" w:type="dxa"/>
             <w:vMerge w:val="restart"/>
             <w:tcBorders>
-              <w:left w:val="single" w:color="auto" w:sz="12" w:space="0"/>
+              <w:left w:val="single" w:sz="12" w:space="0" w:color="auto"/>
             </w:tcBorders>
             <w:vAlign w:val="center"/>
           </w:tcPr>
@@ -1035,7 +986,7 @@
             <w:tcW w:w="2766" w:type="dxa"/>
             <w:gridSpan w:val="2"/>
             <w:tcBorders>
-              <w:right w:val="single" w:color="auto" w:sz="12" w:space="0"/>
+              <w:right w:val="single" w:sz="12" w:space="0" w:color="auto"/>
             </w:tcBorders>
             <w:vAlign w:val="center"/>
           </w:tcPr>
@@ -1077,7 +1028,7 @@
             <w:tcW w:w="3452" w:type="dxa"/>
             <w:vMerge/>
             <w:tcBorders>
-              <w:left w:val="single" w:color="auto" w:sz="12" w:space="0"/>
+              <w:left w:val="single" w:sz="12" w:space="0" w:color="auto"/>
             </w:tcBorders>
             <w:vAlign w:val="center"/>
           </w:tcPr>
@@ -1224,7 +1175,7 @@
           <w:tcPr>
             <w:tcW w:w="1436" w:type="dxa"/>
             <w:tcBorders>
-              <w:right w:val="single" w:color="auto" w:sz="12" w:space="0"/>
+              <w:right w:val="single" w:sz="12" w:space="0" w:color="auto"/>
             </w:tcBorders>
             <w:vAlign w:val="center"/>
           </w:tcPr>
@@ -1253,7 +1204,7 @@
           <w:tcPr>
             <w:tcW w:w="3452" w:type="dxa"/>
             <w:tcBorders>
-              <w:left w:val="single" w:color="auto" w:sz="12" w:space="0"/>
+              <w:left w:val="single" w:sz="12" w:space="0" w:color="auto"/>
             </w:tcBorders>
             <w:vAlign w:val="center"/>
           </w:tcPr>
@@ -1373,7 +1324,7 @@
           <w:tcPr>
             <w:tcW w:w="1436" w:type="dxa"/>
             <w:tcBorders>
-              <w:right w:val="single" w:color="auto" w:sz="12" w:space="0"/>
+              <w:right w:val="single" w:sz="12" w:space="0" w:color="auto"/>
             </w:tcBorders>
             <w:vAlign w:val="center"/>
           </w:tcPr>
@@ -1414,7 +1365,7 @@
           <w:tcPr>
             <w:tcW w:w="3452" w:type="dxa"/>
             <w:tcBorders>
-              <w:left w:val="single" w:color="auto" w:sz="12" w:space="0"/>
+              <w:left w:val="single" w:sz="12" w:space="0" w:color="auto"/>
             </w:tcBorders>
             <w:vAlign w:val="center"/>
           </w:tcPr>
@@ -1535,7 +1486,7 @@
           <w:tcPr>
             <w:tcW w:w="1436" w:type="dxa"/>
             <w:tcBorders>
-              <w:right w:val="single" w:color="auto" w:sz="12" w:space="0"/>
+              <w:right w:val="single" w:sz="12" w:space="0" w:color="auto"/>
             </w:tcBorders>
             <w:vAlign w:val="center"/>
           </w:tcPr>
@@ -1576,7 +1527,7 @@
           <w:tcPr>
             <w:tcW w:w="3452" w:type="dxa"/>
             <w:tcBorders>
-              <w:left w:val="single" w:color="auto" w:sz="12" w:space="0"/>
+              <w:left w:val="single" w:sz="12" w:space="0" w:color="auto"/>
             </w:tcBorders>
             <w:vAlign w:val="center"/>
           </w:tcPr>
@@ -1697,7 +1648,7 @@
           <w:tcPr>
             <w:tcW w:w="1436" w:type="dxa"/>
             <w:tcBorders>
-              <w:right w:val="single" w:color="auto" w:sz="12" w:space="0"/>
+              <w:right w:val="single" w:sz="12" w:space="0" w:color="auto"/>
             </w:tcBorders>
             <w:vAlign w:val="center"/>
           </w:tcPr>
@@ -1738,7 +1689,7 @@
           <w:tcPr>
             <w:tcW w:w="3452" w:type="dxa"/>
             <w:tcBorders>
-              <w:left w:val="single" w:color="auto" w:sz="12" w:space="0"/>
+              <w:left w:val="single" w:sz="12" w:space="0" w:color="auto"/>
             </w:tcBorders>
             <w:vAlign w:val="center"/>
           </w:tcPr>
@@ -1859,7 +1810,7 @@
           <w:tcPr>
             <w:tcW w:w="1436" w:type="dxa"/>
             <w:tcBorders>
-              <w:right w:val="single" w:color="auto" w:sz="12" w:space="0"/>
+              <w:right w:val="single" w:sz="12" w:space="0" w:color="auto"/>
             </w:tcBorders>
             <w:vAlign w:val="center"/>
           </w:tcPr>
@@ -1900,7 +1851,7 @@
           <w:tcPr>
             <w:tcW w:w="3452" w:type="dxa"/>
             <w:tcBorders>
-              <w:left w:val="single" w:color="auto" w:sz="12" w:space="0"/>
+              <w:left w:val="single" w:sz="12" w:space="0" w:color="auto"/>
             </w:tcBorders>
             <w:vAlign w:val="center"/>
           </w:tcPr>
@@ -2021,7 +1972,7 @@
           <w:tcPr>
             <w:tcW w:w="1436" w:type="dxa"/>
             <w:tcBorders>
-              <w:right w:val="single" w:color="auto" w:sz="12" w:space="0"/>
+              <w:right w:val="single" w:sz="12" w:space="0" w:color="auto"/>
             </w:tcBorders>
             <w:vAlign w:val="center"/>
           </w:tcPr>
@@ -2062,7 +2013,7 @@
           <w:tcPr>
             <w:tcW w:w="3452" w:type="dxa"/>
             <w:tcBorders>
-              <w:left w:val="single" w:color="auto" w:sz="12" w:space="0"/>
+              <w:left w:val="single" w:sz="12" w:space="0" w:color="auto"/>
             </w:tcBorders>
             <w:vAlign w:val="center"/>
           </w:tcPr>
@@ -2183,7 +2134,7 @@
           <w:tcPr>
             <w:tcW w:w="1436" w:type="dxa"/>
             <w:tcBorders>
-              <w:right w:val="single" w:color="auto" w:sz="12" w:space="0"/>
+              <w:right w:val="single" w:sz="12" w:space="0" w:color="auto"/>
             </w:tcBorders>
             <w:vAlign w:val="center"/>
           </w:tcPr>
@@ -2224,7 +2175,7 @@
           <w:tcPr>
             <w:tcW w:w="3452" w:type="dxa"/>
             <w:tcBorders>
-              <w:left w:val="single" w:color="auto" w:sz="12" w:space="0"/>
+              <w:left w:val="single" w:sz="12" w:space="0" w:color="auto"/>
             </w:tcBorders>
             <w:vAlign w:val="center"/>
           </w:tcPr>
@@ -2345,7 +2296,7 @@
           <w:tcPr>
             <w:tcW w:w="1436" w:type="dxa"/>
             <w:tcBorders>
-              <w:right w:val="single" w:color="auto" w:sz="12" w:space="0"/>
+              <w:right w:val="single" w:sz="12" w:space="0" w:color="auto"/>
             </w:tcBorders>
             <w:vAlign w:val="center"/>
           </w:tcPr>
@@ -2386,7 +2337,7 @@
           <w:tcPr>
             <w:tcW w:w="3452" w:type="dxa"/>
             <w:tcBorders>
-              <w:left w:val="single" w:color="auto" w:sz="12" w:space="0"/>
+              <w:left w:val="single" w:sz="12" w:space="0" w:color="auto"/>
             </w:tcBorders>
             <w:vAlign w:val="center"/>
           </w:tcPr>
@@ -2507,7 +2458,7 @@
           <w:tcPr>
             <w:tcW w:w="1436" w:type="dxa"/>
             <w:tcBorders>
-              <w:right w:val="single" w:color="auto" w:sz="12" w:space="0"/>
+              <w:right w:val="single" w:sz="12" w:space="0" w:color="auto"/>
             </w:tcBorders>
             <w:vAlign w:val="center"/>
           </w:tcPr>
@@ -2548,8 +2499,8 @@
           <w:tcPr>
             <w:tcW w:w="3452" w:type="dxa"/>
             <w:tcBorders>
-              <w:left w:val="single" w:color="auto" w:sz="12" w:space="0"/>
-              <w:bottom w:val="single" w:color="auto" w:sz="4" w:space="0"/>
+              <w:left w:val="single" w:sz="12" w:space="0" w:color="auto"/>
+              <w:bottom w:val="single" w:sz="4" w:space="0" w:color="auto"/>
             </w:tcBorders>
             <w:vAlign w:val="center"/>
           </w:tcPr>
@@ -2563,7 +2514,7 @@
           <w:tcPr>
             <w:tcW w:w="689" w:type="dxa"/>
             <w:tcBorders>
-              <w:bottom w:val="single" w:color="auto" w:sz="4" w:space="0"/>
+              <w:bottom w:val="single" w:sz="4" w:space="0" w:color="auto"/>
             </w:tcBorders>
             <w:vAlign w:val="center"/>
           </w:tcPr>
@@ -2580,7 +2531,7 @@
           <w:tcPr>
             <w:tcW w:w="3074" w:type="dxa"/>
             <w:tcBorders>
-              <w:bottom w:val="single" w:color="auto" w:sz="4" w:space="0"/>
+              <w:bottom w:val="single" w:sz="4" w:space="0" w:color="auto"/>
             </w:tcBorders>
             <w:vAlign w:val="center"/>
           </w:tcPr>
@@ -2594,7 +2545,7 @@
           <w:tcPr>
             <w:tcW w:w="850" w:type="dxa"/>
             <w:tcBorders>
-              <w:bottom w:val="single" w:color="auto" w:sz="4" w:space="0"/>
+              <w:bottom w:val="single" w:sz="4" w:space="0" w:color="auto"/>
             </w:tcBorders>
             <w:vAlign w:val="center"/>
           </w:tcPr>
@@ -2611,7 +2562,7 @@
           <w:tcPr>
             <w:tcW w:w="848" w:type="dxa"/>
             <w:tcBorders>
-              <w:bottom w:val="single" w:color="auto" w:sz="4" w:space="0"/>
+              <w:bottom w:val="single" w:sz="4" w:space="0" w:color="auto"/>
             </w:tcBorders>
             <w:vAlign w:val="center"/>
           </w:tcPr>
@@ -2628,7 +2579,7 @@
           <w:tcPr>
             <w:tcW w:w="1278" w:type="dxa"/>
             <w:tcBorders>
-              <w:bottom w:val="single" w:color="auto" w:sz="4" w:space="0"/>
+              <w:bottom w:val="single" w:sz="4" w:space="0" w:color="auto"/>
             </w:tcBorders>
             <w:vAlign w:val="center"/>
           </w:tcPr>
@@ -2642,7 +2593,7 @@
           <w:tcPr>
             <w:tcW w:w="1213" w:type="dxa"/>
             <w:tcBorders>
-              <w:bottom w:val="single" w:color="auto" w:sz="4" w:space="0"/>
+              <w:bottom w:val="single" w:sz="4" w:space="0" w:color="auto"/>
             </w:tcBorders>
             <w:vAlign w:val="center"/>
           </w:tcPr>
@@ -2656,7 +2607,7 @@
           <w:tcPr>
             <w:tcW w:w="1330" w:type="dxa"/>
             <w:tcBorders>
-              <w:bottom w:val="single" w:color="auto" w:sz="4" w:space="0"/>
+              <w:bottom w:val="single" w:sz="4" w:space="0" w:color="auto"/>
             </w:tcBorders>
             <w:vAlign w:val="center"/>
           </w:tcPr>
@@ -2691,8 +2642,8 @@
           <w:tcPr>
             <w:tcW w:w="1436" w:type="dxa"/>
             <w:tcBorders>
-              <w:bottom w:val="single" w:color="auto" w:sz="4" w:space="0"/>
-              <w:right w:val="single" w:color="auto" w:sz="12" w:space="0"/>
+              <w:bottom w:val="single" w:sz="4" w:space="0" w:color="auto"/>
+              <w:right w:val="single" w:sz="12" w:space="0" w:color="auto"/>
             </w:tcBorders>
             <w:vAlign w:val="center"/>
           </w:tcPr>
@@ -2733,8 +2684,8 @@
           <w:tcPr>
             <w:tcW w:w="3452" w:type="dxa"/>
             <w:tcBorders>
-              <w:left w:val="single" w:color="auto" w:sz="12" w:space="0"/>
-              <w:bottom w:val="single" w:color="auto" w:sz="12" w:space="0"/>
+              <w:left w:val="single" w:sz="12" w:space="0" w:color="auto"/>
+              <w:bottom w:val="single" w:sz="12" w:space="0" w:color="auto"/>
             </w:tcBorders>
             <w:vAlign w:val="center"/>
           </w:tcPr>
@@ -2748,7 +2699,7 @@
           <w:tcPr>
             <w:tcW w:w="689" w:type="dxa"/>
             <w:tcBorders>
-              <w:bottom w:val="single" w:color="auto" w:sz="12" w:space="0"/>
+              <w:bottom w:val="single" w:sz="12" w:space="0" w:color="auto"/>
             </w:tcBorders>
             <w:vAlign w:val="center"/>
           </w:tcPr>
@@ -2765,7 +2716,7 @@
           <w:tcPr>
             <w:tcW w:w="3074" w:type="dxa"/>
             <w:tcBorders>
-              <w:bottom w:val="single" w:color="auto" w:sz="12" w:space="0"/>
+              <w:bottom w:val="single" w:sz="12" w:space="0" w:color="auto"/>
             </w:tcBorders>
             <w:vAlign w:val="center"/>
           </w:tcPr>
@@ -2779,7 +2730,7 @@
           <w:tcPr>
             <w:tcW w:w="850" w:type="dxa"/>
             <w:tcBorders>
-              <w:bottom w:val="single" w:color="auto" w:sz="12" w:space="0"/>
+              <w:bottom w:val="single" w:sz="12" w:space="0" w:color="auto"/>
             </w:tcBorders>
             <w:vAlign w:val="center"/>
           </w:tcPr>
@@ -2796,7 +2747,7 @@
           <w:tcPr>
             <w:tcW w:w="848" w:type="dxa"/>
             <w:tcBorders>
-              <w:bottom w:val="single" w:color="auto" w:sz="12" w:space="0"/>
+              <w:bottom w:val="single" w:sz="12" w:space="0" w:color="auto"/>
             </w:tcBorders>
             <w:vAlign w:val="center"/>
           </w:tcPr>
@@ -2813,7 +2764,7 @@
           <w:tcPr>
             <w:tcW w:w="1278" w:type="dxa"/>
             <w:tcBorders>
-              <w:bottom w:val="single" w:color="auto" w:sz="12" w:space="0"/>
+              <w:bottom w:val="single" w:sz="12" w:space="0" w:color="auto"/>
             </w:tcBorders>
             <w:vAlign w:val="center"/>
           </w:tcPr>
@@ -2827,7 +2778,7 @@
           <w:tcPr>
             <w:tcW w:w="1213" w:type="dxa"/>
             <w:tcBorders>
-              <w:bottom w:val="single" w:color="auto" w:sz="12" w:space="0"/>
+              <w:bottom w:val="single" w:sz="12" w:space="0" w:color="auto"/>
             </w:tcBorders>
             <w:vAlign w:val="center"/>
           </w:tcPr>
@@ -2841,7 +2792,7 @@
           <w:tcPr>
             <w:tcW w:w="1330" w:type="dxa"/>
             <w:tcBorders>
-              <w:bottom w:val="single" w:color="auto" w:sz="12" w:space="0"/>
+              <w:bottom w:val="single" w:sz="12" w:space="0" w:color="auto"/>
             </w:tcBorders>
             <w:vAlign w:val="center"/>
           </w:tcPr>
@@ -2876,8 +2827,8 @@
           <w:tcPr>
             <w:tcW w:w="1436" w:type="dxa"/>
             <w:tcBorders>
-              <w:bottom w:val="single" w:color="auto" w:sz="12" w:space="0"/>
-              <w:right w:val="single" w:color="auto" w:sz="12" w:space="0"/>
+              <w:bottom w:val="single" w:sz="12" w:space="0" w:color="auto"/>
+              <w:right w:val="single" w:sz="12" w:space="0" w:color="auto"/>
             </w:tcBorders>
             <w:vAlign w:val="center"/>
           </w:tcPr>
@@ -2919,7 +2870,7 @@
       </w:pPr>
     </w:p>
     <w:sectPr>
-      <w:footerReference w:type="default" r:id="rId8"/>
+      <w:footerReference w:type="default" r:id="rId11"/>
       <w:pgSz w:w="15840" w:h="12240" w:orient="landscape"/>
       <w:pgMar w:top="567" w:right="851" w:bottom="567" w:left="851" w:header="709" w:footer="709" w:gutter="0"/>
       <w:cols w:space="708"/>
@@ -3004,11 +2955,11 @@
 </file>
 
 <file path=word/styles.xml><?xml version="1.0" encoding="utf-8"?>
-<w:styles xmlns:wp14="http://schemas.microsoft.com/office/word/2010/wordprocessingDrawing" xmlns:mc="http://schemas.openxmlformats.org/markup-compatibility/2006" xmlns:r="http://schemas.openxmlformats.org/officeDocument/2006/relationships" xmlns:w="http://schemas.openxmlformats.org/wordprocessingml/2006/main" xmlns:w14="http://schemas.microsoft.com/office/word/2010/wordml" xmlns:w15="http://schemas.microsoft.com/office/word/2012/wordml" xmlns:w16cex="http://schemas.microsoft.com/office/word/2018/wordml/cex" xmlns:w16cid="http://schemas.microsoft.com/office/word/2016/wordml/cid" xmlns:w16="http://schemas.microsoft.com/office/word/2018/wordml" xmlns:w16sdtdh="http://schemas.microsoft.com/office/word/2020/wordml/sdtdatahash" xmlns:w16se="http://schemas.microsoft.com/office/word/2015/wordml/symex" mc:Ignorable="w14 w15 w16se w16cid w16 w16cex w16sdtdh wp14">
+<w:styles xmlns:mc="http://schemas.openxmlformats.org/markup-compatibility/2006" xmlns:r="http://schemas.openxmlformats.org/officeDocument/2006/relationships" xmlns:w="http://schemas.openxmlformats.org/wordprocessingml/2006/main" xmlns:w14="http://schemas.microsoft.com/office/word/2010/wordml" xmlns:w15="http://schemas.microsoft.com/office/word/2012/wordml" xmlns:w16cex="http://schemas.microsoft.com/office/word/2018/wordml/cex" xmlns:w16cid="http://schemas.microsoft.com/office/word/2016/wordml/cid" xmlns:w16="http://schemas.microsoft.com/office/word/2018/wordml" xmlns:w16sdtdh="http://schemas.microsoft.com/office/word/2020/wordml/sdtdatahash" xmlns:w16se="http://schemas.microsoft.com/office/word/2015/wordml/symex" mc:Ignorable="w14 w15 w16se w16cid w16 w16cex w16sdtdh">
   <w:docDefaults>
     <w:rPrDefault>
       <w:rPr>
-        <w:rFonts w:asciiTheme="minorHAnsi" w:hAnsiTheme="minorHAnsi" w:eastAsiaTheme="minorHAnsi" w:cstheme="minorBidi"/>
+        <w:rFonts w:asciiTheme="minorHAnsi" w:eastAsiaTheme="minorHAnsi" w:hAnsiTheme="minorHAnsi" w:cstheme="minorBidi"/>
         <w:sz w:val="22"/>
         <w:szCs w:val="22"/>
         <w:lang w:val="es-CO" w:eastAsia="en-US" w:bidi="ar-SA"/>
@@ -3023,14 +2974,14 @@
   <w:latentStyles w:defLockedState="0" w:defUIPriority="99" w:defSemiHidden="0" w:defUnhideWhenUsed="0" w:defQFormat="0" w:count="376">
     <w:lsdException w:name="Normal" w:uiPriority="0" w:qFormat="1"/>
     <w:lsdException w:name="heading 1" w:uiPriority="9" w:qFormat="1"/>
-    <w:lsdException w:name="heading 2" w:uiPriority="9" w:semiHidden="1" w:unhideWhenUsed="1" w:qFormat="1"/>
-    <w:lsdException w:name="heading 3" w:uiPriority="9" w:semiHidden="1" w:unhideWhenUsed="1" w:qFormat="1"/>
-    <w:lsdException w:name="heading 4" w:uiPriority="9" w:semiHidden="1" w:unhideWhenUsed="1" w:qFormat="1"/>
-    <w:lsdException w:name="heading 5" w:uiPriority="9" w:semiHidden="1" w:unhideWhenUsed="1" w:qFormat="1"/>
-    <w:lsdException w:name="heading 6" w:uiPriority="9" w:semiHidden="1" w:unhideWhenUsed="1" w:qFormat="1"/>
-    <w:lsdException w:name="heading 7" w:uiPriority="9" w:semiHidden="1" w:unhideWhenUsed="1" w:qFormat="1"/>
-    <w:lsdException w:name="heading 8" w:uiPriority="9" w:semiHidden="1" w:unhideWhenUsed="1" w:qFormat="1"/>
-    <w:lsdException w:name="heading 9" w:uiPriority="9" w:semiHidden="1" w:unhideWhenUsed="1" w:qFormat="1"/>
+    <w:lsdException w:name="heading 2" w:semiHidden="1" w:uiPriority="9" w:unhideWhenUsed="1" w:qFormat="1"/>
+    <w:lsdException w:name="heading 3" w:semiHidden="1" w:uiPriority="9" w:unhideWhenUsed="1" w:qFormat="1"/>
+    <w:lsdException w:name="heading 4" w:semiHidden="1" w:uiPriority="9" w:unhideWhenUsed="1" w:qFormat="1"/>
+    <w:lsdException w:name="heading 5" w:semiHidden="1" w:uiPriority="9" w:unhideWhenUsed="1" w:qFormat="1"/>
+    <w:lsdException w:name="heading 6" w:semiHidden="1" w:uiPriority="9" w:unhideWhenUsed="1" w:qFormat="1"/>
+    <w:lsdException w:name="heading 7" w:semiHidden="1" w:uiPriority="9" w:unhideWhenUsed="1" w:qFormat="1"/>
+    <w:lsdException w:name="heading 8" w:semiHidden="1" w:uiPriority="9" w:unhideWhenUsed="1" w:qFormat="1"/>
+    <w:lsdException w:name="heading 9" w:semiHidden="1" w:uiPriority="9" w:unhideWhenUsed="1" w:qFormat="1"/>
     <w:lsdException w:name="index 1" w:semiHidden="1" w:unhideWhenUsed="1"/>
     <w:lsdException w:name="index 2" w:semiHidden="1" w:unhideWhenUsed="1"/>
     <w:lsdException w:name="index 3" w:semiHidden="1" w:unhideWhenUsed="1"/>
@@ -3040,22 +2991,22 @@
     <w:lsdException w:name="index 7" w:semiHidden="1" w:unhideWhenUsed="1"/>
     <w:lsdException w:name="index 8" w:semiHidden="1" w:unhideWhenUsed="1"/>
     <w:lsdException w:name="index 9" w:semiHidden="1" w:unhideWhenUsed="1"/>
-    <w:lsdException w:name="toc 1" w:uiPriority="39" w:semiHidden="1" w:unhideWhenUsed="1"/>
-    <w:lsdException w:name="toc 2" w:uiPriority="39" w:semiHidden="1" w:unhideWhenUsed="1"/>
-    <w:lsdException w:name="toc 3" w:uiPriority="39" w:semiHidden="1" w:unhideWhenUsed="1"/>
-    <w:lsdException w:name="toc 4" w:uiPriority="39" w:semiHidden="1" w:unhideWhenUsed="1"/>
-    <w:lsdException w:name="toc 5" w:uiPriority="39" w:semiHidden="1" w:unhideWhenUsed="1"/>
-    <w:lsdException w:name="toc 6" w:uiPriority="39" w:semiHidden="1" w:unhideWhenUsed="1"/>
-    <w:lsdException w:name="toc 7" w:uiPriority="39" w:semiHidden="1" w:unhideWhenUsed="1"/>
-    <w:lsdException w:name="toc 8" w:uiPriority="39" w:semiHidden="1" w:unhideWhenUsed="1"/>
-    <w:lsdException w:name="toc 9" w:uiPriority="39" w:semiHidden="1" w:unhideWhenUsed="1"/>
+    <w:lsdException w:name="toc 1" w:semiHidden="1" w:uiPriority="39" w:unhideWhenUsed="1"/>
+    <w:lsdException w:name="toc 2" w:semiHidden="1" w:uiPriority="39" w:unhideWhenUsed="1"/>
+    <w:lsdException w:name="toc 3" w:semiHidden="1" w:uiPriority="39" w:unhideWhenUsed="1"/>
+    <w:lsdException w:name="toc 4" w:semiHidden="1" w:uiPriority="39" w:unhideWhenUsed="1"/>
+    <w:lsdException w:name="toc 5" w:semiHidden="1" w:uiPriority="39" w:unhideWhenUsed="1"/>
+    <w:lsdException w:name="toc 6" w:semiHidden="1" w:uiPriority="39" w:unhideWhenUsed="1"/>
+    <w:lsdException w:name="toc 7" w:semiHidden="1" w:uiPriority="39" w:unhideWhenUsed="1"/>
+    <w:lsdException w:name="toc 8" w:semiHidden="1" w:uiPriority="39" w:unhideWhenUsed="1"/>
+    <w:lsdException w:name="toc 9" w:semiHidden="1" w:uiPriority="39" w:unhideWhenUsed="1"/>
     <w:lsdException w:name="Normal Indent" w:semiHidden="1" w:unhideWhenUsed="1"/>
     <w:lsdException w:name="footnote text" w:semiHidden="1" w:unhideWhenUsed="1"/>
     <w:lsdException w:name="annotation text" w:semiHidden="1" w:unhideWhenUsed="1"/>
     <w:lsdException w:name="header" w:semiHidden="1" w:unhideWhenUsed="1"/>
     <w:lsdException w:name="footer" w:semiHidden="1" w:unhideWhenUsed="1"/>
     <w:lsdException w:name="index heading" w:semiHidden="1" w:unhideWhenUsed="1"/>
-    <w:lsdException w:name="caption" w:uiPriority="35" w:semiHidden="1" w:unhideWhenUsed="1" w:qFormat="1"/>
+    <w:lsdException w:name="caption" w:semiHidden="1" w:uiPriority="35" w:unhideWhenUsed="1" w:qFormat="1"/>
     <w:lsdException w:name="table of figures" w:semiHidden="1" w:unhideWhenUsed="1"/>
     <w:lsdException w:name="envelope address" w:semiHidden="1" w:unhideWhenUsed="1"/>
     <w:lsdException w:name="envelope return" w:semiHidden="1" w:unhideWhenUsed="1"/>
@@ -3086,7 +3037,7 @@
     <w:lsdException w:name="Title" w:uiPriority="10" w:qFormat="1"/>
     <w:lsdException w:name="Closing" w:semiHidden="1" w:unhideWhenUsed="1"/>
     <w:lsdException w:name="Signature" w:semiHidden="1" w:unhideWhenUsed="1"/>
-    <w:lsdException w:name="Default Paragraph Font" w:uiPriority="1" w:semiHidden="1" w:unhideWhenUsed="1"/>
+    <w:lsdException w:name="Default Paragraph Font" w:semiHidden="1" w:uiPriority="1" w:unhideWhenUsed="1"/>
     <w:lsdException w:name="Body Text" w:semiHidden="1" w:unhideWhenUsed="1"/>
     <w:lsdException w:name="Body Text Indent" w:semiHidden="1" w:unhideWhenUsed="1"/>
     <w:lsdException w:name="List Continue" w:semiHidden="1" w:unhideWhenUsed="1"/>
@@ -3286,8 +3237,8 @@
     <w:lsdException w:name="Subtle Reference" w:uiPriority="31" w:qFormat="1"/>
     <w:lsdException w:name="Intense Reference" w:uiPriority="32" w:qFormat="1"/>
     <w:lsdException w:name="Book Title" w:uiPriority="33" w:qFormat="1"/>
-    <w:lsdException w:name="Bibliography" w:uiPriority="37" w:semiHidden="1" w:unhideWhenUsed="1"/>
-    <w:lsdException w:name="TOC Heading" w:uiPriority="39" w:semiHidden="1" w:unhideWhenUsed="1" w:qFormat="1"/>
+    <w:lsdException w:name="Bibliography" w:semiHidden="1" w:uiPriority="37" w:unhideWhenUsed="1"/>
+    <w:lsdException w:name="TOC Heading" w:semiHidden="1" w:uiPriority="39" w:unhideWhenUsed="1" w:qFormat="1"/>
     <w:lsdException w:name="Plain Table 1" w:uiPriority="41"/>
     <w:lsdException w:name="Plain Table 2" w:uiPriority="42"/>
     <w:lsdException w:name="Plain Table 3" w:uiPriority="43"/>
@@ -3398,17 +3349,17 @@
     <w:lsdException w:name="Unresolved Mention" w:semiHidden="1" w:unhideWhenUsed="1"/>
     <w:lsdException w:name="Smart Link" w:semiHidden="1" w:unhideWhenUsed="1"/>
   </w:latentStyles>
-  <w:style w:type="paragraph" w:styleId="Normal" w:default="1">
+  <w:style w:type="paragraph" w:default="1" w:styleId="Normal">
     <w:name w:val="Normal"/>
     <w:qFormat/>
   </w:style>
-  <w:style w:type="character" w:styleId="Fuentedeprrafopredeter" w:default="1">
+  <w:style w:type="character" w:default="1" w:styleId="Fuentedeprrafopredeter">
     <w:name w:val="Default Paragraph Font"/>
     <w:uiPriority w:val="1"/>
     <w:semiHidden/>
     <w:unhideWhenUsed/>
   </w:style>
-  <w:style w:type="table" w:styleId="Tablanormal" w:default="1">
+  <w:style w:type="table" w:default="1" w:styleId="Tablanormal">
     <w:name w:val="Normal Table"/>
     <w:uiPriority w:val="99"/>
     <w:semiHidden/>
@@ -3423,7 +3374,7 @@
       </w:tblCellMar>
     </w:tblPr>
   </w:style>
-  <w:style w:type="numbering" w:styleId="Sinlista" w:default="1">
+  <w:style w:type="numbering" w:default="1" w:styleId="Sinlista">
     <w:name w:val="No List"/>
     <w:uiPriority w:val="99"/>
     <w:semiHidden/>
@@ -3439,12 +3390,12 @@
     </w:pPr>
     <w:tblPr>
       <w:tblBorders>
-        <w:top w:val="single" w:color="auto" w:sz="4" w:space="0"/>
-        <w:left w:val="single" w:color="auto" w:sz="4" w:space="0"/>
-        <w:bottom w:val="single" w:color="auto" w:sz="4" w:space="0"/>
-        <w:right w:val="single" w:color="auto" w:sz="4" w:space="0"/>
-        <w:insideH w:val="single" w:color="auto" w:sz="4" w:space="0"/>
-        <w:insideV w:val="single" w:color="auto" w:sz="4" w:space="0"/>
+        <w:top w:val="single" w:sz="4" w:space="0" w:color="auto"/>
+        <w:left w:val="single" w:sz="4" w:space="0" w:color="auto"/>
+        <w:bottom w:val="single" w:sz="4" w:space="0" w:color="auto"/>
+        <w:right w:val="single" w:sz="4" w:space="0" w:color="auto"/>
+        <w:insideH w:val="single" w:sz="4" w:space="0" w:color="auto"/>
+        <w:insideV w:val="single" w:sz="4" w:space="0" w:color="auto"/>
       </w:tblBorders>
     </w:tblPr>
   </w:style>
@@ -3465,7 +3416,7 @@
       <w:szCs w:val="18"/>
     </w:rPr>
   </w:style>
-  <w:style w:type="character" w:styleId="TextodegloboCar" w:customStyle="1">
+  <w:style w:type="character" w:customStyle="1" w:styleId="TextodegloboCar">
     <w:name w:val="Texto de globo Car"/>
     <w:basedOn w:val="Fuentedeprrafopredeter"/>
     <w:link w:val="Textodeglobo"/>
@@ -3493,7 +3444,7 @@
       <w:spacing w:after="0" w:line="240" w:lineRule="auto"/>
     </w:pPr>
   </w:style>
-  <w:style w:type="character" w:styleId="EncabezadoCar" w:customStyle="1">
+  <w:style w:type="character" w:customStyle="1" w:styleId="EncabezadoCar">
     <w:name w:val="Encabezado Car"/>
     <w:basedOn w:val="Fuentedeprrafopredeter"/>
     <w:link w:val="Encabezado"/>
@@ -3515,7 +3466,7 @@
       <w:spacing w:after="0" w:line="240" w:lineRule="auto"/>
     </w:pPr>
   </w:style>
-  <w:style w:type="character" w:styleId="PiedepginaCar" w:customStyle="1">
+  <w:style w:type="character" w:customStyle="1" w:styleId="PiedepginaCar">
     <w:name w:val="Pie de página Car"/>
     <w:basedOn w:val="Fuentedeprrafopredeter"/>
     <w:link w:val="Piedepgina"/>
@@ -3821,10 +3772,6 @@
 </file>
 
 <file path=customXml/item1.xml><?xml version="1.0" encoding="utf-8"?>
-<b:Sources xmlns:b="http://schemas.openxmlformats.org/officeDocument/2006/bibliography" xmlns="http://schemas.openxmlformats.org/officeDocument/2006/bibliography" SelectedStyle="\APASixthEditionOfficeOnline.xsl" StyleName="APA" Version="6"/>
-</file>
-
-<file path=customXml/item2.xml><?xml version="1.0" encoding="utf-8"?>
 <ct:contentTypeSchema xmlns:ct="http://schemas.microsoft.com/office/2006/metadata/contentType" xmlns:ma="http://schemas.microsoft.com/office/2006/metadata/properties/metaAttributes" ct:_="" ma:_="" ma:contentTypeName="Documento" ma:contentTypeID="0x010100E91F9611C3E2F5428CC4992CB95548A7" ma:contentTypeVersion="14" ma:contentTypeDescription="Crear nuevo documento." ma:contentTypeScope="" ma:versionID="1c97b79b0ed6302199a59617c1ef2daa">
   <xsd:schema xmlns:xsd="http://www.w3.org/2001/XMLSchema" xmlns:xs="http://www.w3.org/2001/XMLSchema" xmlns:p="http://schemas.microsoft.com/office/2006/metadata/properties" xmlns:ns2="93f22311-4215-4f77-b028-50eff3014cd8" xmlns:ns3="12ff0fad-0820-487c-992d-1b98fcb49210" targetNamespace="http://schemas.microsoft.com/office/2006/metadata/properties" ma:root="true" ma:fieldsID="06b8c9d46b79c88c2a24e3710c51e16b" ns2:_="" ns3:_="">
     <xsd:import namespace="93f22311-4215-4f77-b028-50eff3014cd8"/>
@@ -4053,6 +4000,17 @@
 </ct:contentTypeSchema>
 </file>
 
+<file path=customXml/item2.xml><?xml version="1.0" encoding="utf-8"?>
+<p:properties xmlns:p="http://schemas.microsoft.com/office/2006/metadata/properties" xmlns:xsi="http://www.w3.org/2001/XMLSchema-instance" xmlns:pc="http://schemas.microsoft.com/office/infopath/2007/PartnerControls">
+  <documentManagement>
+    <TaxCatchAll xmlns="12ff0fad-0820-487c-992d-1b98fcb49210" xsi:nil="true"/>
+    <lcf76f155ced4ddcb4097134ff3c332f xmlns="93f22311-4215-4f77-b028-50eff3014cd8">
+      <Terms xmlns="http://schemas.microsoft.com/office/infopath/2007/PartnerControls"/>
+    </lcf76f155ced4ddcb4097134ff3c332f>
+  </documentManagement>
+</p:properties>
+</file>
+
 <file path=customXml/item3.xml><?xml version="1.0" encoding="utf-8"?>
 <?mso-contentType ?>
 <FormTemplates xmlns="http://schemas.microsoft.com/sharepoint/v3/contenttype/forms">
@@ -4063,32 +4021,51 @@
 </file>
 
 <file path=customXml/item4.xml><?xml version="1.0" encoding="utf-8"?>
-<p:properties xmlns:p="http://schemas.microsoft.com/office/2006/metadata/properties" xmlns:xsi="http://www.w3.org/2001/XMLSchema-instance" xmlns:pc="http://schemas.microsoft.com/office/infopath/2007/PartnerControls">
-  <documentManagement>
-    <TaxCatchAll xmlns="12ff0fad-0820-487c-992d-1b98fcb49210" xsi:nil="true"/>
-    <lcf76f155ced4ddcb4097134ff3c332f xmlns="93f22311-4215-4f77-b028-50eff3014cd8">
-      <Terms xmlns="http://schemas.microsoft.com/office/infopath/2007/PartnerControls"/>
-    </lcf76f155ced4ddcb4097134ff3c332f>
-  </documentManagement>
-</p:properties>
+<b:Sources xmlns:b="http://schemas.openxmlformats.org/officeDocument/2006/bibliography" xmlns="http://schemas.openxmlformats.org/officeDocument/2006/bibliography" SelectedStyle="\APASixthEditionOfficeOnline.xsl" StyleName="APA" Version="6"/>
 </file>
 
 <file path=customXml/itemProps1.xml><?xml version="1.0" encoding="utf-8"?>
+<ds:datastoreItem xmlns:ds="http://schemas.openxmlformats.org/officeDocument/2006/customXml" ds:itemID="{BCD5D246-B183-433E-9103-34D5942C90BC}">
+  <ds:schemaRefs>
+    <ds:schemaRef ds:uri="http://schemas.microsoft.com/office/2006/metadata/contentType"/>
+    <ds:schemaRef ds:uri="http://schemas.microsoft.com/office/2006/metadata/properties/metaAttributes"/>
+    <ds:schemaRef ds:uri="http://www.w3.org/2001/XMLSchema"/>
+    <ds:schemaRef ds:uri="http://schemas.microsoft.com/office/2006/metadata/properties"/>
+    <ds:schemaRef ds:uri="93f22311-4215-4f77-b028-50eff3014cd8"/>
+    <ds:schemaRef ds:uri="12ff0fad-0820-487c-992d-1b98fcb49210"/>
+    <ds:schemaRef ds:uri="http://schemas.microsoft.com/office/2006/documentManagement/types"/>
+    <ds:schemaRef ds:uri="http://schemas.microsoft.com/office/infopath/2007/PartnerControls"/>
+    <ds:schemaRef ds:uri="http://schemas.openxmlformats.org/package/2006/metadata/core-properties"/>
+    <ds:schemaRef ds:uri="http://purl.org/dc/elements/1.1/"/>
+    <ds:schemaRef ds:uri="http://purl.org/dc/terms/"/>
+    <ds:schemaRef ds:uri="http://schemas.microsoft.com/internal/obd"/>
+  </ds:schemaRefs>
+</ds:datastoreItem>
+</file>
+
+<file path=customXml/itemProps2.xml><?xml version="1.0" encoding="utf-8"?>
+<ds:datastoreItem xmlns:ds="http://schemas.openxmlformats.org/officeDocument/2006/customXml" ds:itemID="{F332AF99-E513-421E-B6B4-C651290771C8}">
+  <ds:schemaRefs>
+    <ds:schemaRef ds:uri="http://schemas.microsoft.com/office/2006/metadata/properties"/>
+    <ds:schemaRef ds:uri="http://schemas.microsoft.com/office/infopath/2007/PartnerControls"/>
+    <ds:schemaRef ds:uri="12ff0fad-0820-487c-992d-1b98fcb49210"/>
+    <ds:schemaRef ds:uri="93f22311-4215-4f77-b028-50eff3014cd8"/>
+  </ds:schemaRefs>
+</ds:datastoreItem>
+</file>
+
+<file path=customXml/itemProps3.xml><?xml version="1.0" encoding="utf-8"?>
+<ds:datastoreItem xmlns:ds="http://schemas.openxmlformats.org/officeDocument/2006/customXml" ds:itemID="{EB39DD7C-DCCA-4E7B-B9B2-5EFB687543E9}">
+  <ds:schemaRefs>
+    <ds:schemaRef ds:uri="http://schemas.microsoft.com/sharepoint/v3/contenttype/forms"/>
+  </ds:schemaRefs>
+</ds:datastoreItem>
+</file>
+
+<file path=customXml/itemProps4.xml><?xml version="1.0" encoding="utf-8"?>
 <ds:datastoreItem xmlns:ds="http://schemas.openxmlformats.org/officeDocument/2006/customXml" ds:itemID="{AAA6BD65-995E-4840-A302-524C26482188}">
   <ds:schemaRefs>
     <ds:schemaRef ds:uri="http://schemas.openxmlformats.org/officeDocument/2006/bibliography"/>
   </ds:schemaRefs>
 </ds:datastoreItem>
-</file>
-
-<file path=customXml/itemProps2.xml><?xml version="1.0" encoding="utf-8"?>
-<ds:datastoreItem xmlns:ds="http://schemas.openxmlformats.org/officeDocument/2006/customXml" ds:itemID="{BCD5D246-B183-433E-9103-34D5942C90BC}"/>
-</file>
-
-<file path=customXml/itemProps3.xml><?xml version="1.0" encoding="utf-8"?>
-<ds:datastoreItem xmlns:ds="http://schemas.openxmlformats.org/officeDocument/2006/customXml" ds:itemID="{EB39DD7C-DCCA-4E7B-B9B2-5EFB687543E9}"/>
-</file>
-
-<file path=customXml/itemProps4.xml><?xml version="1.0" encoding="utf-8"?>
-<ds:datastoreItem xmlns:ds="http://schemas.openxmlformats.org/officeDocument/2006/customXml" ds:itemID="{F332AF99-E513-421E-B6B4-C651290771C8}"/>
 </file>